--- a/deploy/prd/resumes/SaaS_resume.docx
+++ b/deploy/prd/resumes/SaaS_resume.docx
@@ -26,23 +26,6 @@
           <w:rFonts w:ascii="Aptos Display" w:hAnsi="Aptos Display" w:cs="Times New Roman"/>
           <w:b/>
           <w:spacing w:val="2"/>
-          <w:w w:val="105"/>
-          <w:sz w:val="28"/>
-        </w:rPr>
-        <w:t xml:space="preserve"> </w:t>
-      </w:r>
-      <w:r>
-        <w:rPr>
-          <w:rFonts w:ascii="Aptos Display" w:hAnsi="Aptos Display" w:cs="Times New Roman"/>
-          <w:w w:val="105"/>
-          <w:sz w:val="28"/>
-        </w:rPr>
-        <w:t>Park</w:t>
-      </w:r>
-      <w:r>
-        <w:rPr>
-          <w:rFonts w:ascii="Aptos Display" w:hAnsi="Aptos Display" w:cs="Times New Roman"/>
-          <w:spacing w:val="3"/>
           <w:w w:val="105"/>
           <w:sz w:val="28"/>
         </w:rPr>
@@ -134,7 +117,7 @@
             <w:rFonts w:ascii="Aptos Display" w:hAnsi="Aptos Display" w:cs="Times New Roman"/>
             <w:w w:val="105"/>
           </w:rPr>
-          <w:t>david_1428@outlook.com</w:t>
+          <w:t>david_omer@hotmail.com</w:t>
         </w:r>
       </w:hyperlink>
       <w:r>
@@ -457,31 +440,7 @@
           <w:rPr>
             <w:rStyle w:val="Hyperlink"/>
           </w:rPr>
-          <w:t>reviewnudg</w:t>
-        </w:r>
-        <w:r>
-          <w:rPr>
-            <w:rStyle w:val="Hyperlink"/>
-          </w:rPr>
-          <w:t>e</w:t>
-        </w:r>
-        <w:r>
-          <w:rPr>
-            <w:rStyle w:val="Hyperlink"/>
-          </w:rPr>
-          <w:t>.</w:t>
-        </w:r>
-        <w:r>
-          <w:rPr>
-            <w:rStyle w:val="Hyperlink"/>
-          </w:rPr>
-          <w:t>d</w:t>
-        </w:r>
-        <w:r>
-          <w:rPr>
-            <w:rStyle w:val="Hyperlink"/>
-          </w:rPr>
-          <w:t>ourl.net</w:t>
+          <w:t>reviewnudge.solutionsetal.com</w:t>
         </w:r>
       </w:hyperlink>
       <w:r>
@@ -506,19 +465,7 @@
           <w:rPr>
             <w:rStyle w:val="Hyperlink"/>
           </w:rPr>
-          <w:t>www.etal.sol</w:t>
-        </w:r>
-        <w:r>
-          <w:rPr>
-            <w:rStyle w:val="Hyperlink"/>
-          </w:rPr>
-          <w:t>u</w:t>
-        </w:r>
-        <w:r>
-          <w:rPr>
-            <w:rStyle w:val="Hyperlink"/>
-          </w:rPr>
-          <w:t>tions</w:t>
+          <w:t>www.solutionsetal.com</w:t>
         </w:r>
       </w:hyperlink>
       <w:r>
@@ -557,7 +504,13 @@
         <w:pStyle w:val="BulletedList"/>
       </w:pPr>
       <w:r>
-        <w:t>Designed, built, and maintain the public Et al Solutions technology platform (https://etal.solutions), demonstrating modern web architecture, API integration, automated deployment, and technical content delivery.</w:t>
+        <w:t>Designed, built, and maintain the public Et al Solutions technology platform (https://</w:t>
+      </w:r>
+      <w:r>
+        <w:t>solutionsetal.com</w:t>
+      </w:r>
+      <w:r>
+        <w:t>), demonstrating modern web architecture, API integration, automated deployment, and technical content delivery.</w:t>
       </w:r>
     </w:p>
     <w:p>
@@ -686,15 +639,8 @@
     <w:p>
       <w:pPr>
         <w:pStyle w:val="BulletedList"/>
-        <w:ind w:left="990"/>
-        <w:rPr>
-          <w:rFonts w:ascii="Aptos Display" w:hAnsi="Aptos Display"/>
-        </w:rPr>
-      </w:pPr>
-      <w:r>
-        <w:rPr>
-          <w:rFonts w:ascii="Aptos Display" w:hAnsi="Aptos Display"/>
-        </w:rPr>
+      </w:pPr>
+      <w:r>
         <w:t>Contributed to architecture discussions around distributed processing, system interoperability, and service-based design.</w:t>
       </w:r>
     </w:p>
@@ -924,370 +870,16 @@
     </w:p>
     <w:p>
       <w:pPr>
-        <w:pStyle w:val="Heading2"/>
-        <w:rPr>
-          <w:rFonts w:ascii="Aptos Display" w:hAnsi="Aptos Display"/>
-          <w:sz w:val="28"/>
-          <w:szCs w:val="28"/>
-        </w:rPr>
-      </w:pPr>
-      <w:r>
-        <w:rPr>
-          <w:rFonts w:ascii="Aptos Display" w:hAnsi="Aptos Display"/>
-        </w:rPr>
-        <w:t>SeeBeyond — Senior Consultant</w:t>
-      </w:r>
-    </w:p>
-    <w:p>
-      <w:pPr>
-        <w:pStyle w:val="Subtitle"/>
-        <w:rPr>
-          <w:rFonts w:ascii="Aptos Display" w:hAnsi="Aptos Display"/>
-        </w:rPr>
-      </w:pPr>
-      <w:r>
-        <w:rPr>
-          <w:rFonts w:ascii="Aptos Display" w:hAnsi="Aptos Display"/>
-        </w:rPr>
-        <w:t>10/</w:t>
-      </w:r>
-      <w:r>
-        <w:rPr>
-          <w:rFonts w:ascii="Aptos Display" w:hAnsi="Aptos Display"/>
-        </w:rPr>
-        <w:t xml:space="preserve">2002 – </w:t>
-      </w:r>
-      <w:r>
-        <w:rPr>
-          <w:rFonts w:ascii="Aptos Display" w:hAnsi="Aptos Display"/>
-        </w:rPr>
-        <w:t>12/</w:t>
-      </w:r>
-      <w:r>
-        <w:rPr>
-          <w:rFonts w:ascii="Aptos Display" w:hAnsi="Aptos Display"/>
-        </w:rPr>
-        <w:t>200</w:t>
-      </w:r>
-      <w:r>
-        <w:rPr>
-          <w:rFonts w:ascii="Aptos Display" w:hAnsi="Aptos Display"/>
-        </w:rPr>
-        <w:t>3</w:t>
-      </w:r>
-    </w:p>
-    <w:p>
-      <w:pPr>
         <w:pStyle w:val="BulletedList"/>
-        <w:rPr>
-          <w:rFonts w:ascii="Aptos Display" w:hAnsi="Aptos Display"/>
-        </w:rPr>
-      </w:pPr>
-      <w:r>
-        <w:rPr>
-          <w:rFonts w:ascii="Aptos Display" w:hAnsi="Aptos Display"/>
-        </w:rPr>
-        <w:t xml:space="preserve">Delivered enterprise integration solutions using Java and middleware platforms across healthcare, government, and commercial systems. </w:t>
-      </w:r>
-    </w:p>
-    <w:p>
-      <w:pPr>
-        <w:pStyle w:val="BulletedList"/>
-        <w:rPr>
-          <w:rFonts w:ascii="Aptos Display" w:hAnsi="Aptos Display"/>
-        </w:rPr>
-      </w:pPr>
-      <w:r>
-        <w:rPr>
-          <w:rFonts w:ascii="Aptos Display" w:hAnsi="Aptos Display"/>
-        </w:rPr>
-        <w:t xml:space="preserve">Built 400+ system interfaces enabling data exchange across distributed applications using messaging and service-based architectures. </w:t>
-      </w:r>
-    </w:p>
-    <w:p>
-      <w:pPr>
-        <w:pStyle w:val="BulletedList"/>
-        <w:rPr>
-          <w:rFonts w:ascii="Aptos Display" w:hAnsi="Aptos Display"/>
-        </w:rPr>
-      </w:pPr>
-      <w:r>
-        <w:rPr>
-          <w:rFonts w:ascii="Aptos Display" w:hAnsi="Aptos Display"/>
-        </w:rPr>
-        <w:t>Implemented secure, standards-based integrations (HL7) in regulated environments.</w:t>
-      </w:r>
-    </w:p>
-    <w:p>
-      <w:pPr>
-        <w:pStyle w:val="Heading2"/>
-        <w:rPr>
-          <w:rFonts w:ascii="Aptos Display" w:hAnsi="Aptos Display"/>
-        </w:rPr>
-      </w:pPr>
-      <w:r>
-        <w:rPr>
-          <w:rFonts w:ascii="Aptos Display" w:hAnsi="Aptos Display"/>
-        </w:rPr>
-        <w:t>Computer Sciences Corporation — Senior Consultant</w:t>
-      </w:r>
-    </w:p>
-    <w:p>
-      <w:pPr>
-        <w:pStyle w:val="Subtitle"/>
-        <w:rPr>
-          <w:rFonts w:ascii="Aptos Display" w:hAnsi="Aptos Display"/>
-        </w:rPr>
-      </w:pPr>
-      <w:r>
-        <w:rPr>
-          <w:rFonts w:ascii="Aptos Display" w:hAnsi="Aptos Display"/>
-        </w:rPr>
-        <w:t>10/</w:t>
-      </w:r>
-      <w:r>
-        <w:rPr>
-          <w:rFonts w:ascii="Aptos Display" w:hAnsi="Aptos Display"/>
-        </w:rPr>
-        <w:t xml:space="preserve">2001 – </w:t>
-      </w:r>
-      <w:r>
-        <w:rPr>
-          <w:rFonts w:ascii="Aptos Display" w:hAnsi="Aptos Display"/>
-        </w:rPr>
-        <w:t>10/</w:t>
-      </w:r>
-      <w:r>
-        <w:rPr>
-          <w:rFonts w:ascii="Aptos Display" w:hAnsi="Aptos Display"/>
-        </w:rPr>
-        <w:t>2002</w:t>
-      </w:r>
-    </w:p>
-    <w:p>
-      <w:pPr>
-        <w:pStyle w:val="BulletedList"/>
-        <w:rPr>
-          <w:rFonts w:ascii="Aptos Display" w:hAnsi="Aptos Display"/>
-        </w:rPr>
-      </w:pPr>
-      <w:r>
-        <w:rPr>
-          <w:rFonts w:ascii="Aptos Display" w:hAnsi="Aptos Display"/>
-        </w:rPr>
-        <w:t xml:space="preserve">Designed and implemented enterprise integration components supporting SAP-based systems. </w:t>
-      </w:r>
-    </w:p>
-    <w:p>
-      <w:pPr>
-        <w:pStyle w:val="BulletedList"/>
-        <w:rPr>
-          <w:rFonts w:ascii="Aptos Display" w:hAnsi="Aptos Display"/>
-        </w:rPr>
-      </w:pPr>
-      <w:r>
-        <w:rPr>
-          <w:rFonts w:ascii="Aptos Display" w:hAnsi="Aptos Display"/>
-        </w:rPr>
-        <w:t>Contributed to large-scale integration architecture for NASA’s IFMP program.</w:t>
-      </w:r>
-    </w:p>
-    <w:p>
-      <w:pPr>
-        <w:pStyle w:val="Heading2"/>
-        <w:rPr>
-          <w:rFonts w:ascii="Aptos Display" w:hAnsi="Aptos Display"/>
-        </w:rPr>
-      </w:pPr>
-      <w:r>
-        <w:rPr>
-          <w:rFonts w:ascii="Aptos Display" w:hAnsi="Aptos Display"/>
-        </w:rPr>
-        <w:lastRenderedPageBreak/>
-        <w:t>Fluor Corporation — EAI Team Lead</w:t>
-      </w:r>
-    </w:p>
-    <w:p>
-      <w:pPr>
-        <w:pStyle w:val="Subtitle"/>
-        <w:rPr>
-          <w:rFonts w:ascii="Aptos Display" w:hAnsi="Aptos Display"/>
-        </w:rPr>
-      </w:pPr>
-      <w:r>
-        <w:rPr>
-          <w:rFonts w:ascii="Aptos Display" w:hAnsi="Aptos Display"/>
-        </w:rPr>
-        <w:t>01/</w:t>
-      </w:r>
-      <w:r>
-        <w:rPr>
-          <w:rFonts w:ascii="Aptos Display" w:hAnsi="Aptos Display"/>
-        </w:rPr>
-        <w:t xml:space="preserve">1999 – </w:t>
-      </w:r>
-      <w:r>
-        <w:rPr>
-          <w:rFonts w:ascii="Aptos Display" w:hAnsi="Aptos Display"/>
-        </w:rPr>
-        <w:t>10/</w:t>
-      </w:r>
-      <w:r>
-        <w:rPr>
-          <w:rFonts w:ascii="Aptos Display" w:hAnsi="Aptos Display"/>
-        </w:rPr>
-        <w:t>2001</w:t>
-      </w:r>
-    </w:p>
-    <w:p>
-      <w:pPr>
-        <w:pStyle w:val="BulletedList"/>
-        <w:rPr>
-          <w:rFonts w:ascii="Aptos Display" w:hAnsi="Aptos Display"/>
-        </w:rPr>
-      </w:pPr>
-      <w:r>
-        <w:rPr>
-          <w:rFonts w:ascii="Aptos Display" w:hAnsi="Aptos Display"/>
-        </w:rPr>
-        <w:t xml:space="preserve">Led enterprise integration initiatives for legacy-to-SAP migrations using message-based architectures. </w:t>
-      </w:r>
-    </w:p>
-    <w:p>
-      <w:pPr>
-        <w:pStyle w:val="BulletedList"/>
-        <w:rPr>
-          <w:rFonts w:ascii="Aptos Display" w:hAnsi="Aptos Display"/>
-        </w:rPr>
-      </w:pPr>
-      <w:r>
-        <w:rPr>
-          <w:rFonts w:ascii="Aptos Display" w:hAnsi="Aptos Display"/>
-        </w:rPr>
-        <w:t>Evaluated and implemented messaging platforms including IBM MQSeries.</w:t>
-      </w:r>
-    </w:p>
-    <w:p>
-      <w:pPr>
-        <w:pStyle w:val="Heading2"/>
-        <w:rPr>
-          <w:rFonts w:ascii="Aptos Display" w:hAnsi="Aptos Display"/>
-        </w:rPr>
-      </w:pPr>
-      <w:r>
-        <w:rPr>
-          <w:rFonts w:ascii="Aptos Display" w:hAnsi="Aptos Display"/>
-        </w:rPr>
-        <w:t>PM Realty Group — MIS Manager</w:t>
-      </w:r>
-    </w:p>
-    <w:p>
-      <w:pPr>
-        <w:pStyle w:val="Subtitle"/>
-        <w:rPr>
-          <w:rFonts w:ascii="Aptos Display" w:hAnsi="Aptos Display"/>
-        </w:rPr>
-      </w:pPr>
-      <w:r>
-        <w:rPr>
-          <w:rFonts w:ascii="Aptos Display" w:hAnsi="Aptos Display"/>
-        </w:rPr>
-        <w:t>01/</w:t>
-      </w:r>
-      <w:r>
-        <w:rPr>
-          <w:rFonts w:ascii="Aptos Display" w:hAnsi="Aptos Display"/>
-        </w:rPr>
-        <w:t xml:space="preserve">1996 – </w:t>
-      </w:r>
-      <w:r>
-        <w:rPr>
-          <w:rFonts w:ascii="Aptos Display" w:hAnsi="Aptos Display"/>
-        </w:rPr>
-        <w:t>01/</w:t>
-      </w:r>
-      <w:r>
-        <w:rPr>
-          <w:rFonts w:ascii="Aptos Display" w:hAnsi="Aptos Display"/>
-        </w:rPr>
-        <w:t>1999</w:t>
-      </w:r>
-    </w:p>
-    <w:p>
-      <w:pPr>
-        <w:pStyle w:val="BulletedList"/>
-        <w:rPr>
-          <w:rFonts w:ascii="Aptos Display" w:hAnsi="Aptos Display"/>
-        </w:rPr>
-      </w:pPr>
-      <w:r>
-        <w:rPr>
-          <w:rFonts w:ascii="Aptos Display" w:hAnsi="Aptos Display"/>
-        </w:rPr>
-        <w:t>Managed enterprise IT systems and developed SQL-based business applications supporting financial operations.</w:t>
-      </w:r>
-    </w:p>
-    <w:p>
-      <w:pPr>
-        <w:pStyle w:val="Heading2"/>
-        <w:rPr>
-          <w:rFonts w:ascii="Aptos Display" w:eastAsia="Times New Roman" w:hAnsi="Aptos Display"/>
-          <w:sz w:val="24"/>
-          <w:szCs w:val="24"/>
-        </w:rPr>
-      </w:pPr>
-      <w:r>
-        <w:rPr>
-          <w:rFonts w:ascii="Aptos Display" w:hAnsi="Aptos Display"/>
-        </w:rPr>
-        <w:t>Access Development Corp — System Administrator / Programmer</w:t>
-      </w:r>
-    </w:p>
-    <w:p>
-      <w:pPr>
-        <w:pStyle w:val="Subtitle"/>
-        <w:rPr>
-          <w:rFonts w:ascii="Aptos Display" w:hAnsi="Aptos Display"/>
-        </w:rPr>
-      </w:pPr>
-      <w:r>
-        <w:rPr>
-          <w:rFonts w:ascii="Aptos Display" w:hAnsi="Aptos Display"/>
-        </w:rPr>
-        <w:t>05/</w:t>
-      </w:r>
-      <w:r>
-        <w:rPr>
-          <w:rFonts w:ascii="Aptos Display" w:hAnsi="Aptos Display"/>
-        </w:rPr>
-        <w:t xml:space="preserve">1986 – </w:t>
-      </w:r>
-      <w:r>
-        <w:rPr>
-          <w:rFonts w:ascii="Aptos Display" w:hAnsi="Aptos Display"/>
-        </w:rPr>
-        <w:t>01/</w:t>
-      </w:r>
-      <w:r>
-        <w:rPr>
-          <w:rFonts w:ascii="Aptos Display" w:hAnsi="Aptos Display"/>
-        </w:rPr>
-        <w:t>1996</w:t>
-      </w:r>
-    </w:p>
-    <w:p>
-      <w:pPr>
-        <w:pStyle w:val="BulletedList"/>
-        <w:rPr>
-          <w:rFonts w:ascii="Aptos Display" w:hAnsi="Aptos Display"/>
-        </w:rPr>
-      </w:pPr>
-      <w:r>
-        <w:rPr>
-          <w:rFonts w:ascii="Aptos Display" w:hAnsi="Aptos Display"/>
-        </w:rPr>
-        <w:t>Developed internal business systems and migrated legacy applications to SQL-based client/server architectures.</w:t>
-      </w:r>
+        <w:numPr>
+          <w:ilvl w:val="0"/>
+          <w:numId w:val="0"/>
+        </w:numPr>
+        <w:ind w:left="720"/>
+        <w:rPr>
+          <w:rFonts w:ascii="Aptos Display" w:hAnsi="Aptos Display"/>
+        </w:rPr>
+      </w:pPr>
     </w:p>
     <w:p>
       <w:pPr>
@@ -1319,13 +911,15 @@
         <w:pStyle w:val="Heading1"/>
         <w:rPr>
           <w:rFonts w:ascii="Aptos Display" w:hAnsi="Aptos Display"/>
-        </w:rPr>
-      </w:pPr>
-      <w:r>
-        <w:rPr>
-          <w:rFonts w:ascii="Aptos Display" w:hAnsi="Aptos Display"/>
-        </w:rPr>
-        <w:t>Education</w:t>
+          <w:w w:val="105"/>
+        </w:rPr>
+      </w:pPr>
+      <w:r>
+        <w:rPr>
+          <w:rFonts w:ascii="Aptos Display" w:hAnsi="Aptos Display"/>
+          <w:w w:val="105"/>
+        </w:rPr>
+        <w:t>Skills</w:t>
       </w:r>
     </w:p>
     <w:p>
@@ -1339,63 +933,55 @@
         <w:rPr>
           <w:rFonts w:ascii="Aptos Display" w:hAnsi="Aptos Display"/>
         </w:rPr>
-        <w:t>Brigham Young University — Computer Science</w:t>
-      </w:r>
-      <w:r>
-        <w:rPr>
-          <w:rFonts w:ascii="Aptos Display" w:hAnsi="Aptos Display"/>
-        </w:rPr>
-        <w:br/>
-      </w:r>
-      <w:r>
-        <w:rPr>
-          <w:rStyle w:val="SubtitleChar"/>
-          <w:rFonts w:ascii="Aptos Display" w:hAnsi="Aptos Display"/>
-          <w:b w:val="0"/>
-          <w:bCs/>
-        </w:rPr>
-        <w:t>1985 – 1986</w:t>
-      </w:r>
-    </w:p>
-    <w:p>
-      <w:pPr>
-        <w:widowControl/>
-        <w:tabs>
-          <w:tab w:val="right" w:pos="10080"/>
-        </w:tabs>
-        <w:autoSpaceDE/>
-        <w:autoSpaceDN/>
-        <w:ind w:left="330" w:right="680"/>
-        <w:rPr>
-          <w:rFonts w:ascii="Aptos Display" w:eastAsia="Times New Roman" w:hAnsi="Aptos Display" w:cs="Times New Roman"/>
-          <w:sz w:val="24"/>
-          <w:szCs w:val="24"/>
-        </w:rPr>
-      </w:pPr>
-      <w:r>
-        <w:rPr>
-          <w:rFonts w:ascii="Aptos Display" w:eastAsia="Times New Roman" w:hAnsi="Aptos Display" w:cs="Times New Roman"/>
-          <w:sz w:val="24"/>
-          <w:szCs w:val="24"/>
-          <w:u w:val="single"/>
-        </w:rPr>
-        <w:tab/>
-      </w:r>
-    </w:p>
-    <w:p>
-      <w:pPr>
-        <w:pStyle w:val="Heading1"/>
-        <w:rPr>
-          <w:rFonts w:ascii="Aptos Display" w:hAnsi="Aptos Display"/>
-          <w:w w:val="105"/>
-        </w:rPr>
-      </w:pPr>
-      <w:r>
-        <w:rPr>
-          <w:rFonts w:ascii="Aptos Display" w:hAnsi="Aptos Display"/>
-          <w:w w:val="105"/>
-        </w:rPr>
-        <w:t>Skills</w:t>
+        <w:t>Platform &amp; Architecture</w:t>
+      </w:r>
+    </w:p>
+    <w:p>
+      <w:pPr>
+        <w:pStyle w:val="BulletedList"/>
+        <w:rPr>
+          <w:rFonts w:ascii="Aptos Display" w:hAnsi="Aptos Display"/>
+          <w:w w:val="105"/>
+        </w:rPr>
+      </w:pPr>
+      <w:r>
+        <w:rPr>
+          <w:rFonts w:ascii="Aptos Display" w:hAnsi="Aptos Display"/>
+          <w:w w:val="105"/>
+        </w:rPr>
+        <w:t xml:space="preserve">SaaS architecture, multi-tenancy design, distributed systems </w:t>
+      </w:r>
+    </w:p>
+    <w:p>
+      <w:pPr>
+        <w:pStyle w:val="BulletedList"/>
+        <w:rPr>
+          <w:rFonts w:ascii="Aptos Display" w:hAnsi="Aptos Display"/>
+          <w:w w:val="105"/>
+        </w:rPr>
+      </w:pPr>
+      <w:r>
+        <w:rPr>
+          <w:rFonts w:ascii="Aptos Display" w:hAnsi="Aptos Display"/>
+          <w:w w:val="105"/>
+        </w:rPr>
+        <w:t xml:space="preserve">Microservices, event-driven architecture, service-oriented architecture </w:t>
+      </w:r>
+    </w:p>
+    <w:p>
+      <w:pPr>
+        <w:pStyle w:val="BulletedList"/>
+        <w:rPr>
+          <w:rFonts w:ascii="Aptos Display" w:hAnsi="Aptos Display"/>
+          <w:w w:val="105"/>
+        </w:rPr>
+      </w:pPr>
+      <w:r>
+        <w:rPr>
+          <w:rFonts w:ascii="Aptos Display" w:hAnsi="Aptos Display"/>
+          <w:w w:val="105"/>
+        </w:rPr>
+        <w:t xml:space="preserve">Reusable component design and platform-oriented development </w:t>
       </w:r>
     </w:p>
     <w:p>
@@ -1409,7 +995,7 @@
         <w:rPr>
           <w:rFonts w:ascii="Aptos Display" w:hAnsi="Aptos Display"/>
         </w:rPr>
-        <w:t>Platform &amp; Architecture</w:t>
+        <w:t>Backend &amp; APIs</w:t>
       </w:r>
     </w:p>
     <w:p>
@@ -1425,7 +1011,7 @@
           <w:rFonts w:ascii="Aptos Display" w:hAnsi="Aptos Display"/>
           <w:w w:val="105"/>
         </w:rPr>
-        <w:t xml:space="preserve">SaaS architecture, multi-tenancy design, distributed systems </w:t>
+        <w:t xml:space="preserve">C#, .NET Core / Web API (Linux-compatible) </w:t>
       </w:r>
     </w:p>
     <w:p>
@@ -1441,7 +1027,7 @@
           <w:rFonts w:ascii="Aptos Display" w:hAnsi="Aptos Display"/>
           <w:w w:val="105"/>
         </w:rPr>
-        <w:t xml:space="preserve">Microservices, event-driven architecture, service-oriented architecture </w:t>
+        <w:t xml:space="preserve">RESTful APIs, asynchronous processing patterns </w:t>
       </w:r>
     </w:p>
     <w:p>
@@ -1457,7 +1043,7 @@
           <w:rFonts w:ascii="Aptos Display" w:hAnsi="Aptos Display"/>
           <w:w w:val="105"/>
         </w:rPr>
-        <w:t xml:space="preserve">Reusable component design and platform-oriented development </w:t>
+        <w:t xml:space="preserve">Messaging systems (RabbitMQ, Kafka, Azure Service Bus, MSMQ, MQSeries) </w:t>
       </w:r>
     </w:p>
     <w:p>
@@ -1471,7 +1057,7 @@
         <w:rPr>
           <w:rFonts w:ascii="Aptos Display" w:hAnsi="Aptos Display"/>
         </w:rPr>
-        <w:t>Backend &amp; APIs</w:t>
+        <w:t>Frontend</w:t>
       </w:r>
     </w:p>
     <w:p>
@@ -1487,7 +1073,7 @@
           <w:rFonts w:ascii="Aptos Display" w:hAnsi="Aptos Display"/>
           <w:w w:val="105"/>
         </w:rPr>
-        <w:t xml:space="preserve">C#, .NET Core / Web API (Linux-compatible) </w:t>
+        <w:t xml:space="preserve">React, TypeScript, Redux Toolkit </w:t>
       </w:r>
     </w:p>
     <w:p>
@@ -1503,7 +1089,22 @@
           <w:rFonts w:ascii="Aptos Display" w:hAnsi="Aptos Display"/>
           <w:w w:val="105"/>
         </w:rPr>
-        <w:t xml:space="preserve">RESTful APIs, asynchronous processing patterns </w:t>
+        <w:t xml:space="preserve">SPA architecture and modern web application patterns </w:t>
+      </w:r>
+    </w:p>
+    <w:p>
+      <w:pPr>
+        <w:pStyle w:val="Heading2"/>
+        <w:rPr>
+          <w:rFonts w:ascii="Aptos Display" w:hAnsi="Aptos Display"/>
+        </w:rPr>
+      </w:pPr>
+      <w:r>
+        <w:rPr>
+          <w:rFonts w:ascii="Aptos Display" w:hAnsi="Aptos Display"/>
+        </w:rPr>
+        <w:lastRenderedPageBreak/>
+        <w:t>Data &amp; Persistence</w:t>
       </w:r>
     </w:p>
     <w:p>
@@ -1519,7 +1120,39 @@
           <w:rFonts w:ascii="Aptos Display" w:hAnsi="Aptos Display"/>
           <w:w w:val="105"/>
         </w:rPr>
-        <w:t xml:space="preserve">Messaging systems (RabbitMQ, Kafka, Azure Service Bus, MSMQ, MQSeries) </w:t>
+        <w:t xml:space="preserve">SQL Server, Azure SQL, PostgreSQL, Oracle </w:t>
+      </w:r>
+    </w:p>
+    <w:p>
+      <w:pPr>
+        <w:pStyle w:val="BulletedList"/>
+        <w:rPr>
+          <w:rFonts w:ascii="Aptos Display" w:hAnsi="Aptos Display"/>
+          <w:w w:val="105"/>
+        </w:rPr>
+      </w:pPr>
+      <w:r>
+        <w:rPr>
+          <w:rFonts w:ascii="Aptos Display" w:hAnsi="Aptos Display"/>
+          <w:w w:val="105"/>
+        </w:rPr>
+        <w:t xml:space="preserve">Data modeling, query optimization, indexing strategies </w:t>
+      </w:r>
+    </w:p>
+    <w:p>
+      <w:pPr>
+        <w:pStyle w:val="BulletedList"/>
+        <w:rPr>
+          <w:rFonts w:ascii="Aptos Display" w:hAnsi="Aptos Display"/>
+          <w:w w:val="105"/>
+        </w:rPr>
+      </w:pPr>
+      <w:r>
+        <w:rPr>
+          <w:rFonts w:ascii="Aptos Display" w:hAnsi="Aptos Display"/>
+          <w:w w:val="105"/>
+        </w:rPr>
+        <w:t xml:space="preserve">High-performance data access and reliability patterns </w:t>
       </w:r>
     </w:p>
     <w:p>
@@ -1533,7 +1166,7 @@
         <w:rPr>
           <w:rFonts w:ascii="Aptos Display" w:hAnsi="Aptos Display"/>
         </w:rPr>
-        <w:t>Frontend</w:t>
+        <w:t>Cloud &amp; DevOps</w:t>
       </w:r>
     </w:p>
     <w:p>
@@ -1549,7 +1182,7 @@
           <w:rFonts w:ascii="Aptos Display" w:hAnsi="Aptos Display"/>
           <w:w w:val="105"/>
         </w:rPr>
-        <w:t xml:space="preserve">React, TypeScript, Redux Toolkit </w:t>
+        <w:t xml:space="preserve">Azure, AWS, GCP </w:t>
       </w:r>
     </w:p>
     <w:p>
@@ -1565,7 +1198,23 @@
           <w:rFonts w:ascii="Aptos Display" w:hAnsi="Aptos Display"/>
           <w:w w:val="105"/>
         </w:rPr>
-        <w:t xml:space="preserve">SPA architecture and modern web application patterns </w:t>
+        <w:t xml:space="preserve">Docker, Kubernetes, CI/CD pipelines </w:t>
+      </w:r>
+    </w:p>
+    <w:p>
+      <w:pPr>
+        <w:pStyle w:val="BulletedList"/>
+        <w:rPr>
+          <w:rFonts w:ascii="Aptos Display" w:hAnsi="Aptos Display"/>
+          <w:w w:val="105"/>
+        </w:rPr>
+      </w:pPr>
+      <w:r>
+        <w:rPr>
+          <w:rFonts w:ascii="Aptos Display" w:hAnsi="Aptos Display"/>
+          <w:w w:val="105"/>
+        </w:rPr>
+        <w:t xml:space="preserve">Git (GitHub, Bitbucket) </w:t>
       </w:r>
     </w:p>
     <w:p>
@@ -1579,131 +1228,6 @@
         <w:rPr>
           <w:rFonts w:ascii="Aptos Display" w:hAnsi="Aptos Display"/>
         </w:rPr>
-        <w:t>Data &amp; Persistence</w:t>
-      </w:r>
-    </w:p>
-    <w:p>
-      <w:pPr>
-        <w:pStyle w:val="BulletedList"/>
-        <w:rPr>
-          <w:rFonts w:ascii="Aptos Display" w:hAnsi="Aptos Display"/>
-          <w:w w:val="105"/>
-        </w:rPr>
-      </w:pPr>
-      <w:r>
-        <w:rPr>
-          <w:rFonts w:ascii="Aptos Display" w:hAnsi="Aptos Display"/>
-          <w:w w:val="105"/>
-        </w:rPr>
-        <w:t xml:space="preserve">SQL Server, Azure SQL, PostgreSQL, Oracle </w:t>
-      </w:r>
-    </w:p>
-    <w:p>
-      <w:pPr>
-        <w:pStyle w:val="BulletedList"/>
-        <w:rPr>
-          <w:rFonts w:ascii="Aptos Display" w:hAnsi="Aptos Display"/>
-          <w:w w:val="105"/>
-        </w:rPr>
-      </w:pPr>
-      <w:r>
-        <w:rPr>
-          <w:rFonts w:ascii="Aptos Display" w:hAnsi="Aptos Display"/>
-          <w:w w:val="105"/>
-        </w:rPr>
-        <w:t xml:space="preserve">Data modeling, query optimization, indexing strategies </w:t>
-      </w:r>
-    </w:p>
-    <w:p>
-      <w:pPr>
-        <w:pStyle w:val="BulletedList"/>
-        <w:rPr>
-          <w:rFonts w:ascii="Aptos Display" w:hAnsi="Aptos Display"/>
-          <w:w w:val="105"/>
-        </w:rPr>
-      </w:pPr>
-      <w:r>
-        <w:rPr>
-          <w:rFonts w:ascii="Aptos Display" w:hAnsi="Aptos Display"/>
-          <w:w w:val="105"/>
-        </w:rPr>
-        <w:t xml:space="preserve">High-performance data access and reliability patterns </w:t>
-      </w:r>
-    </w:p>
-    <w:p>
-      <w:pPr>
-        <w:pStyle w:val="Heading2"/>
-        <w:rPr>
-          <w:rFonts w:ascii="Aptos Display" w:hAnsi="Aptos Display"/>
-        </w:rPr>
-      </w:pPr>
-      <w:r>
-        <w:rPr>
-          <w:rFonts w:ascii="Aptos Display" w:hAnsi="Aptos Display"/>
-        </w:rPr>
-        <w:t>Cloud &amp; DevOps</w:t>
-      </w:r>
-    </w:p>
-    <w:p>
-      <w:pPr>
-        <w:pStyle w:val="BulletedList"/>
-        <w:rPr>
-          <w:rFonts w:ascii="Aptos Display" w:hAnsi="Aptos Display"/>
-          <w:w w:val="105"/>
-        </w:rPr>
-      </w:pPr>
-      <w:r>
-        <w:rPr>
-          <w:rFonts w:ascii="Aptos Display" w:hAnsi="Aptos Display"/>
-          <w:w w:val="105"/>
-        </w:rPr>
-        <w:t xml:space="preserve">Azure, AWS, GCP </w:t>
-      </w:r>
-    </w:p>
-    <w:p>
-      <w:pPr>
-        <w:pStyle w:val="BulletedList"/>
-        <w:rPr>
-          <w:rFonts w:ascii="Aptos Display" w:hAnsi="Aptos Display"/>
-          <w:w w:val="105"/>
-        </w:rPr>
-      </w:pPr>
-      <w:r>
-        <w:rPr>
-          <w:rFonts w:ascii="Aptos Display" w:hAnsi="Aptos Display"/>
-          <w:w w:val="105"/>
-        </w:rPr>
-        <w:t xml:space="preserve">Docker, Kubernetes, CI/CD pipelines </w:t>
-      </w:r>
-    </w:p>
-    <w:p>
-      <w:pPr>
-        <w:pStyle w:val="BulletedList"/>
-        <w:rPr>
-          <w:rFonts w:ascii="Aptos Display" w:hAnsi="Aptos Display"/>
-          <w:w w:val="105"/>
-        </w:rPr>
-      </w:pPr>
-      <w:r>
-        <w:rPr>
-          <w:rFonts w:ascii="Aptos Display" w:hAnsi="Aptos Display"/>
-          <w:w w:val="105"/>
-        </w:rPr>
-        <w:t xml:space="preserve">Git (GitHub, Bitbucket) </w:t>
-      </w:r>
-    </w:p>
-    <w:p>
-      <w:pPr>
-        <w:pStyle w:val="Heading2"/>
-        <w:rPr>
-          <w:rFonts w:ascii="Aptos Display" w:hAnsi="Aptos Display"/>
-        </w:rPr>
-      </w:pPr>
-      <w:r>
-        <w:rPr>
-          <w:rFonts w:ascii="Aptos Display" w:hAnsi="Aptos Display"/>
-        </w:rPr>
-        <w:lastRenderedPageBreak/>
         <w:t>Software Engineering Practices</w:t>
       </w:r>
     </w:p>
